--- a/flow/20230914_vu_template/drafts/2023-11-u/16-ЧТ-ап.Матея.docx
+++ b/flow/20230914_vu_template/drafts/2023-11-u/16-ЧТ-ап.Матея.docx
@@ -6023,138 +6023,414 @@
     <w:p>
       <w:pPr>
         <w:pStyle w:val="3"/>
-        <w:spacing w:before="0" w:after="120"/>
-        <w:jc w:val="center"/>
+      </w:pPr>
+      <w:r>
         <w:rPr>
           <w:rFonts w:ascii="Times New Roman" w:hAnsi="Times New Roman"/>
           <w:b/>
           <w:i/>
-        </w:rPr>
-      </w:pPr>
-      <w:proofErr w:type="spellStart"/>
+          <w:color w:val="FF0000"/>
+        </w:rPr>
+        <w:t>Прокімен</w:t>
+      </w:r>
+    </w:p>
+    <w:p>
+      <w:pPr/>
+      <w:r>
+        <w:rPr>
+          <w:rFonts w:ascii="Times New Roman" w:hAnsi="Times New Roman"/>
+          <w:i/>
+          <w:color w:val="FF0000"/>
+          <w:sz w:val="24"/>
+        </w:rPr>
+        <w:t>Псалом</w:t>
+      </w:r>
+      <w:r>
+        <w:rPr>
+          <w:rFonts w:ascii="Times New Roman" w:hAnsi="Times New Roman"/>
+          <w:i/>
+          <w:color w:val="FF0000"/>
+          <w:sz w:val="24"/>
+        </w:rPr>
+        <w:t xml:space="preserve"> </w:t>
+      </w:r>
+      <w:r>
+        <w:rPr>
+          <w:rFonts w:ascii="Times New Roman" w:hAnsi="Times New Roman"/>
+          <w:i/>
+          <w:color w:val="FF0000"/>
+          <w:sz w:val="24"/>
+        </w:rPr>
+        <w:t>53</w:t>
+      </w:r>
+      <w:r>
+        <w:rPr>
+          <w:rFonts w:ascii="Times New Roman" w:hAnsi="Times New Roman"/>
+          <w:i/>
+          <w:color w:val="FF0000"/>
+          <w:sz w:val="24"/>
+        </w:rPr>
+        <w:t xml:space="preserve"> </w:t>
+      </w:r>
+      <w:r>
+        <w:rPr>
+          <w:rFonts w:ascii="Times New Roman" w:hAnsi="Times New Roman"/>
+          <w:i/>
+          <w:color w:val="FF0000"/>
+          <w:sz w:val="24"/>
+        </w:rPr>
+        <w:t>(г.</w:t>
+      </w:r>
+      <w:r>
+        <w:rPr>
+          <w:rFonts w:ascii="Times New Roman" w:hAnsi="Times New Roman"/>
+          <w:i/>
+          <w:color w:val="FF0000"/>
+          <w:sz w:val="24"/>
+        </w:rPr>
+        <w:t xml:space="preserve"> </w:t>
+      </w:r>
+      <w:r>
+        <w:rPr>
+          <w:rFonts w:ascii="Times New Roman" w:hAnsi="Times New Roman"/>
+          <w:i/>
+          <w:color w:val="FF0000"/>
+          <w:sz w:val="24"/>
+        </w:rPr>
+        <w:t>5):</w:t>
+      </w:r>
+    </w:p>
+    <w:p>
+      <w:pPr/>
       <w:r>
         <w:rPr>
           <w:rFonts w:ascii="Times New Roman" w:hAnsi="Times New Roman"/>
           <w:b/>
-          <w:i/>
-          <w:color w:val="FF0000"/>
-        </w:rPr>
-        <w:t>Прокімен</w:t>
-      </w:r>
-      <w:proofErr w:type="spellEnd"/>
-    </w:p>
-    <w:p>
-      <w:pPr>
-        <w:spacing w:after="120"/>
-        <w:jc w:val="center"/>
-        <w:rPr>
-          <w:rFonts w:ascii="Times New Roman" w:hAnsi="Times New Roman"/>
-          <w:i/>
-          <w:color w:val="FF0000"/>
-          <w:sz w:val="24"/>
-          <w:szCs w:val="24"/>
-        </w:rPr>
-      </w:pPr>
-      <w:r>
-        <w:rPr>
-          <w:rFonts w:ascii="Times New Roman" w:hAnsi="Times New Roman"/>
-          <w:i/>
-          <w:color w:val="FF0000"/>
-          <w:sz w:val="24"/>
-          <w:szCs w:val="24"/>
-        </w:rPr>
-        <w:t>Псалом 4 (г. 4):</w:t>
-      </w:r>
-    </w:p>
-    <w:p>
-      <w:pPr>
-        <w:spacing w:after="120"/>
-        <w:jc w:val="both"/>
-        <w:rPr>
-          <w:rFonts w:ascii="Times New Roman" w:hAnsi="Times New Roman"/>
-          <w:sz w:val="24"/>
-          <w:szCs w:val="24"/>
-        </w:rPr>
-      </w:pPr>
-      <w:r>
-        <w:rPr>
-          <w:rFonts w:ascii="Times New Roman" w:hAnsi="Times New Roman"/>
-          <w:sz w:val="24"/>
-          <w:szCs w:val="24"/>
-        </w:rPr>
-        <w:t xml:space="preserve">Господь почує мене,* коли я </w:t>
-      </w:r>
-      <w:proofErr w:type="spellStart"/>
-      <w:r>
-        <w:rPr>
-          <w:rFonts w:ascii="Times New Roman" w:hAnsi="Times New Roman"/>
-          <w:sz w:val="24"/>
-          <w:szCs w:val="24"/>
-        </w:rPr>
-        <w:t>візву</w:t>
-      </w:r>
-      <w:proofErr w:type="spellEnd"/>
-      <w:r>
-        <w:rPr>
-          <w:rFonts w:ascii="Times New Roman" w:hAnsi="Times New Roman"/>
-          <w:sz w:val="24"/>
-          <w:szCs w:val="24"/>
-        </w:rPr>
-        <w:t xml:space="preserve"> до нього.</w:t>
-      </w:r>
-    </w:p>
-    <w:p>
-      <w:pPr>
-        <w:spacing w:after="120"/>
-        <w:jc w:val="both"/>
-        <w:rPr>
-          <w:rFonts w:ascii="Times New Roman" w:hAnsi="Times New Roman"/>
-          <w:sz w:val="24"/>
-          <w:szCs w:val="24"/>
+          <w:color w:val="000000"/>
+          <w:sz w:val="24"/>
+        </w:rPr>
+        <w:t>Боже,</w:t>
+      </w:r>
+      <w:r>
+        <w:rPr>
+          <w:rFonts w:ascii="Times New Roman" w:hAnsi="Times New Roman"/>
+          <w:b/>
+          <w:color w:val="000000"/>
+          <w:sz w:val="24"/>
+        </w:rPr>
+        <w:t xml:space="preserve"> </w:t>
+      </w:r>
+      <w:r>
+        <w:rPr>
+          <w:rFonts w:ascii="Times New Roman" w:hAnsi="Times New Roman"/>
+          <w:b/>
+          <w:color w:val="000000"/>
+          <w:sz w:val="24"/>
+        </w:rPr>
+        <w:t>ім'ям</w:t>
+      </w:r>
+      <w:r>
+        <w:rPr>
+          <w:rFonts w:ascii="Times New Roman" w:hAnsi="Times New Roman"/>
+          <w:b/>
+          <w:color w:val="000000"/>
+          <w:sz w:val="24"/>
+        </w:rPr>
+        <w:t xml:space="preserve"> </w:t>
+      </w:r>
+      <w:r>
+        <w:rPr>
+          <w:rFonts w:ascii="Times New Roman" w:hAnsi="Times New Roman"/>
+          <w:b/>
+          <w:color w:val="000000"/>
+          <w:sz w:val="24"/>
+        </w:rPr>
+        <w:t>твоїм</w:t>
+      </w:r>
+      <w:r>
+        <w:rPr>
+          <w:rFonts w:ascii="Times New Roman" w:hAnsi="Times New Roman"/>
+          <w:b/>
+          <w:color w:val="000000"/>
+          <w:sz w:val="24"/>
+        </w:rPr>
+        <w:t xml:space="preserve"> </w:t>
+      </w:r>
+      <w:r>
+        <w:rPr>
+          <w:rFonts w:ascii="Times New Roman" w:hAnsi="Times New Roman"/>
+          <w:b/>
+          <w:color w:val="000000"/>
+          <w:sz w:val="24"/>
+        </w:rPr>
+        <w:t>спаси</w:t>
+      </w:r>
+      <w:r>
+        <w:rPr>
+          <w:rFonts w:ascii="Times New Roman" w:hAnsi="Times New Roman"/>
+          <w:b/>
+          <w:color w:val="000000"/>
+          <w:sz w:val="24"/>
+        </w:rPr>
+        <w:t xml:space="preserve"> </w:t>
+      </w:r>
+      <w:r>
+        <w:rPr>
+          <w:rFonts w:ascii="Times New Roman" w:hAnsi="Times New Roman"/>
+          <w:b/>
+          <w:color w:val="000000"/>
+          <w:sz w:val="24"/>
+        </w:rPr>
+        <w:t>мене,*</w:t>
+      </w:r>
+      <w:r>
+        <w:rPr>
+          <w:rFonts w:ascii="Times New Roman" w:hAnsi="Times New Roman"/>
+          <w:b/>
+          <w:color w:val="000000"/>
+          <w:sz w:val="24"/>
+        </w:rPr>
+        <w:t xml:space="preserve"> </w:t>
+      </w:r>
+      <w:r>
+        <w:rPr>
+          <w:rFonts w:ascii="Times New Roman" w:hAnsi="Times New Roman"/>
+          <w:b/>
+          <w:color w:val="000000"/>
+          <w:sz w:val="24"/>
+        </w:rPr>
+        <w:t>і</w:t>
+      </w:r>
+      <w:r>
+        <w:rPr>
+          <w:rFonts w:ascii="Times New Roman" w:hAnsi="Times New Roman"/>
+          <w:b/>
+          <w:color w:val="000000"/>
+          <w:sz w:val="24"/>
+        </w:rPr>
+        <w:t xml:space="preserve"> </w:t>
+      </w:r>
+      <w:r>
+        <w:rPr>
+          <w:rFonts w:ascii="Times New Roman" w:hAnsi="Times New Roman"/>
+          <w:b/>
+          <w:color w:val="000000"/>
+          <w:sz w:val="24"/>
+        </w:rPr>
+        <w:t>силою</w:t>
+      </w:r>
+      <w:r>
+        <w:rPr>
+          <w:rFonts w:ascii="Times New Roman" w:hAnsi="Times New Roman"/>
+          <w:b/>
+          <w:color w:val="000000"/>
+          <w:sz w:val="24"/>
+        </w:rPr>
+        <w:t xml:space="preserve"> </w:t>
+      </w:r>
+      <w:r>
+        <w:rPr>
+          <w:rFonts w:ascii="Times New Roman" w:hAnsi="Times New Roman"/>
+          <w:b/>
+          <w:color w:val="000000"/>
+          <w:sz w:val="24"/>
+        </w:rPr>
+        <w:t>твоєю</w:t>
+      </w:r>
+      <w:r>
+        <w:rPr>
+          <w:rFonts w:ascii="Times New Roman" w:hAnsi="Times New Roman"/>
+          <w:b/>
+          <w:color w:val="000000"/>
+          <w:sz w:val="24"/>
+        </w:rPr>
+        <w:t xml:space="preserve"> </w:t>
+      </w:r>
+      <w:r>
+        <w:rPr>
+          <w:rFonts w:ascii="Times New Roman" w:hAnsi="Times New Roman"/>
+          <w:b/>
+          <w:color w:val="000000"/>
+          <w:sz w:val="24"/>
+        </w:rPr>
+        <w:t>суди</w:t>
+      </w:r>
+      <w:r>
+        <w:rPr>
+          <w:rFonts w:ascii="Times New Roman" w:hAnsi="Times New Roman"/>
+          <w:b/>
+          <w:color w:val="000000"/>
+          <w:sz w:val="24"/>
+        </w:rPr>
+        <w:t xml:space="preserve"> </w:t>
+      </w:r>
+      <w:r>
+        <w:rPr>
+          <w:rFonts w:ascii="Times New Roman" w:hAnsi="Times New Roman"/>
+          <w:b/>
+          <w:color w:val="000000"/>
+          <w:sz w:val="24"/>
+        </w:rPr>
+        <w:t>мене.</w:t>
+      </w:r>
+    </w:p>
+    <w:p>
+      <w:pPr/>
+      <w:r>
+        <w:rPr>
+          <w:rFonts w:ascii="Times New Roman" w:hAnsi="Times New Roman"/>
+          <w:i/>
+          <w:color w:val="FF0000"/>
+          <w:sz w:val="24"/>
+        </w:rPr>
+        <w:t>Стих:</w:t>
+      </w:r>
+      <w:r>
+        <w:rPr>
+          <w:rFonts w:ascii="Times New Roman" w:hAnsi="Times New Roman"/>
+          <w:i/>
+          <w:color w:val="000000"/>
+          <w:sz w:val="24"/>
+        </w:rPr>
+        <w:t xml:space="preserve"> </w:t>
+      </w:r>
+      <w:r>
+        <w:rPr>
+          <w:rFonts w:ascii="Times New Roman" w:hAnsi="Times New Roman"/>
+          <w:color w:val="000000"/>
+          <w:sz w:val="24"/>
           <w:u w:val="single"/>
         </w:rPr>
-      </w:pPr>
-      <w:r>
-        <w:rPr>
-          <w:rFonts w:ascii="Times New Roman" w:hAnsi="Times New Roman"/>
-          <w:i/>
-          <w:color w:val="FF0000"/>
-          <w:sz w:val="24"/>
-          <w:szCs w:val="24"/>
-        </w:rPr>
-        <w:t>Стих:</w:t>
-      </w:r>
-      <w:r>
-        <w:rPr>
-          <w:rFonts w:ascii="Times New Roman" w:hAnsi="Times New Roman"/>
-          <w:i/>
-          <w:sz w:val="24"/>
-          <w:szCs w:val="24"/>
+        <w:t>Боже,</w:t>
+      </w:r>
+      <w:r>
+        <w:rPr>
+          <w:rFonts w:ascii="Times New Roman" w:hAnsi="Times New Roman"/>
+          <w:color w:val="000000"/>
+          <w:sz w:val="24"/>
+          <w:u w:val="single"/>
         </w:rPr>
         <w:t xml:space="preserve"> </w:t>
       </w:r>
       <w:r>
         <w:rPr>
           <w:rFonts w:ascii="Times New Roman" w:hAnsi="Times New Roman"/>
-          <w:sz w:val="24"/>
-          <w:szCs w:val="24"/>
+          <w:color w:val="000000"/>
+          <w:sz w:val="24"/>
           <w:u w:val="single"/>
         </w:rPr>
-        <w:t>Вислухай мене, коли буду взивати, мій Боже справедливий.</w:t>
-      </w:r>
-    </w:p>
-    <w:p>
-      <w:pPr>
-        <w:spacing w:after="120"/>
-        <w:jc w:val="center"/>
-        <w:rPr>
-          <w:rFonts w:ascii="Times New Roman" w:hAnsi="Times New Roman"/>
-          <w:b/>
-          <w:sz w:val="24"/>
-          <w:szCs w:val="24"/>
-        </w:rPr>
-      </w:pPr>
-    </w:p>
+        <w:t>почуй</w:t>
+      </w:r>
+      <w:r>
+        <w:rPr>
+          <w:rFonts w:ascii="Times New Roman" w:hAnsi="Times New Roman"/>
+          <w:color w:val="000000"/>
+          <w:sz w:val="24"/>
+          <w:u w:val="single"/>
+        </w:rPr>
+        <w:t xml:space="preserve"> </w:t>
+      </w:r>
+      <w:r>
+        <w:rPr>
+          <w:rFonts w:ascii="Times New Roman" w:hAnsi="Times New Roman"/>
+          <w:color w:val="000000"/>
+          <w:sz w:val="24"/>
+          <w:u w:val="single"/>
+        </w:rPr>
+        <w:t>мою</w:t>
+      </w:r>
+      <w:r>
+        <w:rPr>
+          <w:rFonts w:ascii="Times New Roman" w:hAnsi="Times New Roman"/>
+          <w:color w:val="000000"/>
+          <w:sz w:val="24"/>
+          <w:u w:val="single"/>
+        </w:rPr>
+        <w:t xml:space="preserve"> </w:t>
+      </w:r>
+      <w:r>
+        <w:rPr>
+          <w:rFonts w:ascii="Times New Roman" w:hAnsi="Times New Roman"/>
+          <w:color w:val="000000"/>
+          <w:sz w:val="24"/>
+          <w:u w:val="single"/>
+        </w:rPr>
+        <w:t>молитву,</w:t>
+      </w:r>
+      <w:r>
+        <w:rPr>
+          <w:rFonts w:ascii="Times New Roman" w:hAnsi="Times New Roman"/>
+          <w:color w:val="000000"/>
+          <w:sz w:val="24"/>
+          <w:u w:val="single"/>
+        </w:rPr>
+        <w:t xml:space="preserve"> </w:t>
+      </w:r>
+      <w:r>
+        <w:rPr>
+          <w:rFonts w:ascii="Times New Roman" w:hAnsi="Times New Roman"/>
+          <w:color w:val="000000"/>
+          <w:sz w:val="24"/>
+          <w:u w:val="single"/>
+        </w:rPr>
+        <w:t>вислухай</w:t>
+      </w:r>
+      <w:r>
+        <w:rPr>
+          <w:rFonts w:ascii="Times New Roman" w:hAnsi="Times New Roman"/>
+          <w:color w:val="000000"/>
+          <w:sz w:val="24"/>
+          <w:u w:val="single"/>
+        </w:rPr>
+        <w:t xml:space="preserve"> </w:t>
+      </w:r>
+      <w:r>
+        <w:rPr>
+          <w:rFonts w:ascii="Times New Roman" w:hAnsi="Times New Roman"/>
+          <w:color w:val="000000"/>
+          <w:sz w:val="24"/>
+          <w:u w:val="single"/>
+        </w:rPr>
+        <w:t>слова</w:t>
+      </w:r>
+      <w:r>
+        <w:rPr>
+          <w:rFonts w:ascii="Times New Roman" w:hAnsi="Times New Roman"/>
+          <w:color w:val="000000"/>
+          <w:sz w:val="24"/>
+          <w:u w:val="single"/>
+        </w:rPr>
+        <w:t xml:space="preserve"> </w:t>
+      </w:r>
+      <w:r>
+        <w:rPr>
+          <w:rFonts w:ascii="Times New Roman" w:hAnsi="Times New Roman"/>
+          <w:color w:val="000000"/>
+          <w:sz w:val="24"/>
+          <w:u w:val="single"/>
+        </w:rPr>
+        <w:t>уст</w:t>
+      </w:r>
+      <w:r>
+        <w:rPr>
+          <w:rFonts w:ascii="Times New Roman" w:hAnsi="Times New Roman"/>
+          <w:color w:val="000000"/>
+          <w:sz w:val="24"/>
+          <w:u w:val="single"/>
+        </w:rPr>
+        <w:t xml:space="preserve"> </w:t>
+      </w:r>
+      <w:r>
+        <w:rPr>
+          <w:rFonts w:ascii="Times New Roman" w:hAnsi="Times New Roman"/>
+          <w:color w:val="000000"/>
+          <w:sz w:val="24"/>
+          <w:u w:val="single"/>
+        </w:rPr>
+        <w:t>моїх.</w:t>
+      </w:r>
+    </w:p>
+    <w:p/>
     <w:p>
       <w:pPr>
         <w:pStyle w:val="3"/>

--- a/flow/20230914_vu_template/drafts/2023-11-u/16-ЧТ-ап.Матея.docx
+++ b/flow/20230914_vu_template/drafts/2023-11-u/16-ЧТ-ап.Матея.docx
@@ -6023,414 +6023,138 @@
     <w:p>
       <w:pPr>
         <w:pStyle w:val="3"/>
-      </w:pPr>
-      <w:r>
+        <w:spacing w:before="0" w:after="120"/>
+        <w:jc w:val="center"/>
         <w:rPr>
           <w:rFonts w:ascii="Times New Roman" w:hAnsi="Times New Roman"/>
           <w:b/>
           <w:i/>
+        </w:rPr>
+      </w:pPr>
+      <w:proofErr w:type="spellStart"/>
+      <w:r>
+        <w:rPr>
+          <w:rFonts w:ascii="Times New Roman" w:hAnsi="Times New Roman"/>
+          <w:b/>
+          <w:i/>
           <w:color w:val="FF0000"/>
         </w:rPr>
         <w:t>Прокімен</w:t>
       </w:r>
-    </w:p>
-    <w:p>
-      <w:pPr/>
-      <w:r>
-        <w:rPr>
-          <w:rFonts w:ascii="Times New Roman" w:hAnsi="Times New Roman"/>
-          <w:i/>
-          <w:color w:val="FF0000"/>
-          <w:sz w:val="24"/>
-        </w:rPr>
-        <w:t>Псалом</w:t>
-      </w:r>
-      <w:r>
-        <w:rPr>
-          <w:rFonts w:ascii="Times New Roman" w:hAnsi="Times New Roman"/>
-          <w:i/>
-          <w:color w:val="FF0000"/>
-          <w:sz w:val="24"/>
+      <w:proofErr w:type="spellEnd"/>
+    </w:p>
+    <w:p>
+      <w:pPr>
+        <w:spacing w:after="120"/>
+        <w:jc w:val="center"/>
+        <w:rPr>
+          <w:rFonts w:ascii="Times New Roman" w:hAnsi="Times New Roman"/>
+          <w:i/>
+          <w:color w:val="FF0000"/>
+          <w:sz w:val="24"/>
+          <w:szCs w:val="24"/>
+        </w:rPr>
+      </w:pPr>
+      <w:r>
+        <w:rPr>
+          <w:rFonts w:ascii="Times New Roman" w:hAnsi="Times New Roman"/>
+          <w:i/>
+          <w:color w:val="FF0000"/>
+          <w:sz w:val="24"/>
+          <w:szCs w:val="24"/>
+        </w:rPr>
+        <w:t>Псалом 4 (г. 4):</w:t>
+      </w:r>
+    </w:p>
+    <w:p>
+      <w:pPr>
+        <w:spacing w:after="120"/>
+        <w:jc w:val="both"/>
+        <w:rPr>
+          <w:rFonts w:ascii="Times New Roman" w:hAnsi="Times New Roman"/>
+          <w:sz w:val="24"/>
+          <w:szCs w:val="24"/>
+        </w:rPr>
+      </w:pPr>
+      <w:r>
+        <w:rPr>
+          <w:rFonts w:ascii="Times New Roman" w:hAnsi="Times New Roman"/>
+          <w:sz w:val="24"/>
+          <w:szCs w:val="24"/>
+        </w:rPr>
+        <w:t xml:space="preserve">Господь почує мене,* коли я </w:t>
+      </w:r>
+      <w:proofErr w:type="spellStart"/>
+      <w:r>
+        <w:rPr>
+          <w:rFonts w:ascii="Times New Roman" w:hAnsi="Times New Roman"/>
+          <w:sz w:val="24"/>
+          <w:szCs w:val="24"/>
+        </w:rPr>
+        <w:t>візву</w:t>
+      </w:r>
+      <w:proofErr w:type="spellEnd"/>
+      <w:r>
+        <w:rPr>
+          <w:rFonts w:ascii="Times New Roman" w:hAnsi="Times New Roman"/>
+          <w:sz w:val="24"/>
+          <w:szCs w:val="24"/>
+        </w:rPr>
+        <w:t xml:space="preserve"> до нього.</w:t>
+      </w:r>
+    </w:p>
+    <w:p>
+      <w:pPr>
+        <w:spacing w:after="120"/>
+        <w:jc w:val="both"/>
+        <w:rPr>
+          <w:rFonts w:ascii="Times New Roman" w:hAnsi="Times New Roman"/>
+          <w:sz w:val="24"/>
+          <w:szCs w:val="24"/>
+          <w:u w:val="single"/>
+        </w:rPr>
+      </w:pPr>
+      <w:r>
+        <w:rPr>
+          <w:rFonts w:ascii="Times New Roman" w:hAnsi="Times New Roman"/>
+          <w:i/>
+          <w:color w:val="FF0000"/>
+          <w:sz w:val="24"/>
+          <w:szCs w:val="24"/>
+        </w:rPr>
+        <w:t>Стих:</w:t>
+      </w:r>
+      <w:r>
+        <w:rPr>
+          <w:rFonts w:ascii="Times New Roman" w:hAnsi="Times New Roman"/>
+          <w:i/>
+          <w:sz w:val="24"/>
+          <w:szCs w:val="24"/>
         </w:rPr>
         <w:t xml:space="preserve"> </w:t>
       </w:r>
       <w:r>
         <w:rPr>
           <w:rFonts w:ascii="Times New Roman" w:hAnsi="Times New Roman"/>
-          <w:i/>
-          <w:color w:val="FF0000"/>
-          <w:sz w:val="24"/>
-        </w:rPr>
-        <w:t>53</w:t>
-      </w:r>
-      <w:r>
-        <w:rPr>
-          <w:rFonts w:ascii="Times New Roman" w:hAnsi="Times New Roman"/>
-          <w:i/>
-          <w:color w:val="FF0000"/>
-          <w:sz w:val="24"/>
-        </w:rPr>
-        <w:t xml:space="preserve"> </w:t>
-      </w:r>
-      <w:r>
-        <w:rPr>
-          <w:rFonts w:ascii="Times New Roman" w:hAnsi="Times New Roman"/>
-          <w:i/>
-          <w:color w:val="FF0000"/>
-          <w:sz w:val="24"/>
-        </w:rPr>
-        <w:t>(г.</w:t>
-      </w:r>
-      <w:r>
-        <w:rPr>
-          <w:rFonts w:ascii="Times New Roman" w:hAnsi="Times New Roman"/>
-          <w:i/>
-          <w:color w:val="FF0000"/>
-          <w:sz w:val="24"/>
-        </w:rPr>
-        <w:t xml:space="preserve"> </w:t>
-      </w:r>
-      <w:r>
-        <w:rPr>
-          <w:rFonts w:ascii="Times New Roman" w:hAnsi="Times New Roman"/>
-          <w:i/>
-          <w:color w:val="FF0000"/>
-          <w:sz w:val="24"/>
-        </w:rPr>
-        <w:t>5):</w:t>
-      </w:r>
-    </w:p>
-    <w:p>
-      <w:pPr/>
-      <w:r>
+          <w:sz w:val="24"/>
+          <w:szCs w:val="24"/>
+          <w:u w:val="single"/>
+        </w:rPr>
+        <w:t>Вислухай мене, коли буду взивати, мій Боже справедливий.</w:t>
+      </w:r>
+    </w:p>
+    <w:p>
+      <w:pPr>
+        <w:spacing w:after="120"/>
+        <w:jc w:val="center"/>
         <w:rPr>
           <w:rFonts w:ascii="Times New Roman" w:hAnsi="Times New Roman"/>
           <w:b/>
-          <w:color w:val="000000"/>
-          <w:sz w:val="24"/>
-        </w:rPr>
-        <w:t>Боже,</w:t>
-      </w:r>
-      <w:r>
-        <w:rPr>
-          <w:rFonts w:ascii="Times New Roman" w:hAnsi="Times New Roman"/>
-          <w:b/>
-          <w:color w:val="000000"/>
-          <w:sz w:val="24"/>
-        </w:rPr>
-        <w:t xml:space="preserve"> </w:t>
-      </w:r>
-      <w:r>
-        <w:rPr>
-          <w:rFonts w:ascii="Times New Roman" w:hAnsi="Times New Roman"/>
-          <w:b/>
-          <w:color w:val="000000"/>
-          <w:sz w:val="24"/>
-        </w:rPr>
-        <w:t>ім'ям</w:t>
-      </w:r>
-      <w:r>
-        <w:rPr>
-          <w:rFonts w:ascii="Times New Roman" w:hAnsi="Times New Roman"/>
-          <w:b/>
-          <w:color w:val="000000"/>
-          <w:sz w:val="24"/>
-        </w:rPr>
-        <w:t xml:space="preserve"> </w:t>
-      </w:r>
-      <w:r>
-        <w:rPr>
-          <w:rFonts w:ascii="Times New Roman" w:hAnsi="Times New Roman"/>
-          <w:b/>
-          <w:color w:val="000000"/>
-          <w:sz w:val="24"/>
-        </w:rPr>
-        <w:t>твоїм</w:t>
-      </w:r>
-      <w:r>
-        <w:rPr>
-          <w:rFonts w:ascii="Times New Roman" w:hAnsi="Times New Roman"/>
-          <w:b/>
-          <w:color w:val="000000"/>
-          <w:sz w:val="24"/>
-        </w:rPr>
-        <w:t xml:space="preserve"> </w:t>
-      </w:r>
-      <w:r>
-        <w:rPr>
-          <w:rFonts w:ascii="Times New Roman" w:hAnsi="Times New Roman"/>
-          <w:b/>
-          <w:color w:val="000000"/>
-          <w:sz w:val="24"/>
-        </w:rPr>
-        <w:t>спаси</w:t>
-      </w:r>
-      <w:r>
-        <w:rPr>
-          <w:rFonts w:ascii="Times New Roman" w:hAnsi="Times New Roman"/>
-          <w:b/>
-          <w:color w:val="000000"/>
-          <w:sz w:val="24"/>
-        </w:rPr>
-        <w:t xml:space="preserve"> </w:t>
-      </w:r>
-      <w:r>
-        <w:rPr>
-          <w:rFonts w:ascii="Times New Roman" w:hAnsi="Times New Roman"/>
-          <w:b/>
-          <w:color w:val="000000"/>
-          <w:sz w:val="24"/>
-        </w:rPr>
-        <w:t>мене,*</w:t>
-      </w:r>
-      <w:r>
-        <w:rPr>
-          <w:rFonts w:ascii="Times New Roman" w:hAnsi="Times New Roman"/>
-          <w:b/>
-          <w:color w:val="000000"/>
-          <w:sz w:val="24"/>
-        </w:rPr>
-        <w:t xml:space="preserve"> </w:t>
-      </w:r>
-      <w:r>
-        <w:rPr>
-          <w:rFonts w:ascii="Times New Roman" w:hAnsi="Times New Roman"/>
-          <w:b/>
-          <w:color w:val="000000"/>
-          <w:sz w:val="24"/>
-        </w:rPr>
-        <w:t>і</w:t>
-      </w:r>
-      <w:r>
-        <w:rPr>
-          <w:rFonts w:ascii="Times New Roman" w:hAnsi="Times New Roman"/>
-          <w:b/>
-          <w:color w:val="000000"/>
-          <w:sz w:val="24"/>
-        </w:rPr>
-        <w:t xml:space="preserve"> </w:t>
-      </w:r>
-      <w:r>
-        <w:rPr>
-          <w:rFonts w:ascii="Times New Roman" w:hAnsi="Times New Roman"/>
-          <w:b/>
-          <w:color w:val="000000"/>
-          <w:sz w:val="24"/>
-        </w:rPr>
-        <w:t>силою</w:t>
-      </w:r>
-      <w:r>
-        <w:rPr>
-          <w:rFonts w:ascii="Times New Roman" w:hAnsi="Times New Roman"/>
-          <w:b/>
-          <w:color w:val="000000"/>
-          <w:sz w:val="24"/>
-        </w:rPr>
-        <w:t xml:space="preserve"> </w:t>
-      </w:r>
-      <w:r>
-        <w:rPr>
-          <w:rFonts w:ascii="Times New Roman" w:hAnsi="Times New Roman"/>
-          <w:b/>
-          <w:color w:val="000000"/>
-          <w:sz w:val="24"/>
-        </w:rPr>
-        <w:t>твоєю</w:t>
-      </w:r>
-      <w:r>
-        <w:rPr>
-          <w:rFonts w:ascii="Times New Roman" w:hAnsi="Times New Roman"/>
-          <w:b/>
-          <w:color w:val="000000"/>
-          <w:sz w:val="24"/>
-        </w:rPr>
-        <w:t xml:space="preserve"> </w:t>
-      </w:r>
-      <w:r>
-        <w:rPr>
-          <w:rFonts w:ascii="Times New Roman" w:hAnsi="Times New Roman"/>
-          <w:b/>
-          <w:color w:val="000000"/>
-          <w:sz w:val="24"/>
-        </w:rPr>
-        <w:t>суди</w:t>
-      </w:r>
-      <w:r>
-        <w:rPr>
-          <w:rFonts w:ascii="Times New Roman" w:hAnsi="Times New Roman"/>
-          <w:b/>
-          <w:color w:val="000000"/>
-          <w:sz w:val="24"/>
-        </w:rPr>
-        <w:t xml:space="preserve"> </w:t>
-      </w:r>
-      <w:r>
-        <w:rPr>
-          <w:rFonts w:ascii="Times New Roman" w:hAnsi="Times New Roman"/>
-          <w:b/>
-          <w:color w:val="000000"/>
-          <w:sz w:val="24"/>
-        </w:rPr>
-        <w:t>мене.</w:t>
-      </w:r>
-    </w:p>
-    <w:p>
-      <w:pPr/>
-      <w:r>
-        <w:rPr>
-          <w:rFonts w:ascii="Times New Roman" w:hAnsi="Times New Roman"/>
-          <w:i/>
-          <w:color w:val="FF0000"/>
-          <w:sz w:val="24"/>
-        </w:rPr>
-        <w:t>Стих:</w:t>
-      </w:r>
-      <w:r>
-        <w:rPr>
-          <w:rFonts w:ascii="Times New Roman" w:hAnsi="Times New Roman"/>
-          <w:i/>
-          <w:color w:val="000000"/>
-          <w:sz w:val="24"/>
-        </w:rPr>
-        <w:t xml:space="preserve"> </w:t>
-      </w:r>
-      <w:r>
-        <w:rPr>
-          <w:rFonts w:ascii="Times New Roman" w:hAnsi="Times New Roman"/>
-          <w:color w:val="000000"/>
-          <w:sz w:val="24"/>
-          <w:u w:val="single"/>
-        </w:rPr>
-        <w:t>Боже,</w:t>
-      </w:r>
-      <w:r>
-        <w:rPr>
-          <w:rFonts w:ascii="Times New Roman" w:hAnsi="Times New Roman"/>
-          <w:color w:val="000000"/>
-          <w:sz w:val="24"/>
-          <w:u w:val="single"/>
-        </w:rPr>
-        <w:t xml:space="preserve"> </w:t>
-      </w:r>
-      <w:r>
-        <w:rPr>
-          <w:rFonts w:ascii="Times New Roman" w:hAnsi="Times New Roman"/>
-          <w:color w:val="000000"/>
-          <w:sz w:val="24"/>
-          <w:u w:val="single"/>
-        </w:rPr>
-        <w:t>почуй</w:t>
-      </w:r>
-      <w:r>
-        <w:rPr>
-          <w:rFonts w:ascii="Times New Roman" w:hAnsi="Times New Roman"/>
-          <w:color w:val="000000"/>
-          <w:sz w:val="24"/>
-          <w:u w:val="single"/>
-        </w:rPr>
-        <w:t xml:space="preserve"> </w:t>
-      </w:r>
-      <w:r>
-        <w:rPr>
-          <w:rFonts w:ascii="Times New Roman" w:hAnsi="Times New Roman"/>
-          <w:color w:val="000000"/>
-          <w:sz w:val="24"/>
-          <w:u w:val="single"/>
-        </w:rPr>
-        <w:t>мою</w:t>
-      </w:r>
-      <w:r>
-        <w:rPr>
-          <w:rFonts w:ascii="Times New Roman" w:hAnsi="Times New Roman"/>
-          <w:color w:val="000000"/>
-          <w:sz w:val="24"/>
-          <w:u w:val="single"/>
-        </w:rPr>
-        <w:t xml:space="preserve"> </w:t>
-      </w:r>
-      <w:r>
-        <w:rPr>
-          <w:rFonts w:ascii="Times New Roman" w:hAnsi="Times New Roman"/>
-          <w:color w:val="000000"/>
-          <w:sz w:val="24"/>
-          <w:u w:val="single"/>
-        </w:rPr>
-        <w:t>молитву,</w:t>
-      </w:r>
-      <w:r>
-        <w:rPr>
-          <w:rFonts w:ascii="Times New Roman" w:hAnsi="Times New Roman"/>
-          <w:color w:val="000000"/>
-          <w:sz w:val="24"/>
-          <w:u w:val="single"/>
-        </w:rPr>
-        <w:t xml:space="preserve"> </w:t>
-      </w:r>
-      <w:r>
-        <w:rPr>
-          <w:rFonts w:ascii="Times New Roman" w:hAnsi="Times New Roman"/>
-          <w:color w:val="000000"/>
-          <w:sz w:val="24"/>
-          <w:u w:val="single"/>
-        </w:rPr>
-        <w:t>вислухай</w:t>
-      </w:r>
-      <w:r>
-        <w:rPr>
-          <w:rFonts w:ascii="Times New Roman" w:hAnsi="Times New Roman"/>
-          <w:color w:val="000000"/>
-          <w:sz w:val="24"/>
-          <w:u w:val="single"/>
-        </w:rPr>
-        <w:t xml:space="preserve"> </w:t>
-      </w:r>
-      <w:r>
-        <w:rPr>
-          <w:rFonts w:ascii="Times New Roman" w:hAnsi="Times New Roman"/>
-          <w:color w:val="000000"/>
-          <w:sz w:val="24"/>
-          <w:u w:val="single"/>
-        </w:rPr>
-        <w:t>слова</w:t>
-      </w:r>
-      <w:r>
-        <w:rPr>
-          <w:rFonts w:ascii="Times New Roman" w:hAnsi="Times New Roman"/>
-          <w:color w:val="000000"/>
-          <w:sz w:val="24"/>
-          <w:u w:val="single"/>
-        </w:rPr>
-        <w:t xml:space="preserve"> </w:t>
-      </w:r>
-      <w:r>
-        <w:rPr>
-          <w:rFonts w:ascii="Times New Roman" w:hAnsi="Times New Roman"/>
-          <w:color w:val="000000"/>
-          <w:sz w:val="24"/>
-          <w:u w:val="single"/>
-        </w:rPr>
-        <w:t>уст</w:t>
-      </w:r>
-      <w:r>
-        <w:rPr>
-          <w:rFonts w:ascii="Times New Roman" w:hAnsi="Times New Roman"/>
-          <w:color w:val="000000"/>
-          <w:sz w:val="24"/>
-          <w:u w:val="single"/>
-        </w:rPr>
-        <w:t xml:space="preserve"> </w:t>
-      </w:r>
-      <w:r>
-        <w:rPr>
-          <w:rFonts w:ascii="Times New Roman" w:hAnsi="Times New Roman"/>
-          <w:color w:val="000000"/>
-          <w:sz w:val="24"/>
-          <w:u w:val="single"/>
-        </w:rPr>
-        <w:t>моїх.</w:t>
-      </w:r>
-    </w:p>
-    <w:p/>
+          <w:sz w:val="24"/>
+          <w:szCs w:val="24"/>
+        </w:rPr>
+      </w:pPr>
+    </w:p>
     <w:p>
       <w:pPr>
         <w:pStyle w:val="3"/>

--- a/flow/20230914_vu_template/drafts/2023-11-u/16-ЧТ-ап.Матея.docx
+++ b/flow/20230914_vu_template/drafts/2023-11-u/16-ЧТ-ап.Матея.docx
@@ -4,11 +4,20 @@
   <w:body>
     <w:p>
       <w:r>
+        <w:rPr>
+          <w:rFonts w:ascii="Times New Roman" w:hAnsi="Times New Roman"/>
+          <w:sz w:val="24"/>
+        </w:rPr>
         <w:t>Листопад 16 Четвер</w:t>
       </w:r>
     </w:p>
     <w:p>
       <w:r>
+        <w:rPr>
+          <w:rFonts w:ascii="Times New Roman" w:hAnsi="Times New Roman"/>
+          <w:color w:val="FF4400"/>
+          <w:sz w:val="24"/>
+        </w:rPr>
         <w:t>🕂 Святого апостола і євангелиста Матея</w:t>
       </w:r>
     </w:p>
